--- a/4_Diari/Diario 27.03.2026.docx
+++ b/4_Diari/Diario 27.03.2026.docx
@@ -259,11 +259,33 @@
                 <w:rFonts w:ascii="Arial" w:hAnsi="Arial" w:cs="Arial"/>
               </w:rPr>
             </w:pPr>
+            <w:proofErr w:type="spellStart"/>
             <w:r>
               <w:rPr>
                 <w:rFonts w:ascii="Arial" w:hAnsi="Arial" w:cs="Arial"/>
               </w:rPr>
-              <w:t>Anh: pathfinding (visualizzazione centrata sul personaggio)</w:t>
+              <w:t>Anh</w:t>
+            </w:r>
+            <w:proofErr w:type="spellEnd"/>
+            <w:r>
+              <w:rPr>
+                <w:rFonts w:ascii="Arial" w:hAnsi="Arial" w:cs="Arial"/>
+              </w:rPr>
+              <w:t xml:space="preserve">: </w:t>
+            </w:r>
+            <w:proofErr w:type="spellStart"/>
+            <w:r>
+              <w:rPr>
+                <w:rFonts w:ascii="Arial" w:hAnsi="Arial" w:cs="Arial"/>
+              </w:rPr>
+              <w:t>pathfinding</w:t>
+            </w:r>
+            <w:proofErr w:type="spellEnd"/>
+            <w:r>
+              <w:rPr>
+                <w:rFonts w:ascii="Arial" w:hAnsi="Arial" w:cs="Arial"/>
+              </w:rPr>
+              <w:t xml:space="preserve"> (visualizzazione centrata sul personaggio)</w:t>
             </w:r>
           </w:p>
           <w:p>
@@ -337,6 +359,26 @@
               </w:rPr>
               <w:t>Lukas: creazione stanze</w:t>
             </w:r>
+            <w:r>
+              <w:rPr>
+                <w:rFonts w:ascii="Arial" w:hAnsi="Arial" w:cs="Arial"/>
+              </w:rPr>
+              <w:t xml:space="preserve"> / creazione </w:t>
+            </w:r>
+            <w:proofErr w:type="spellStart"/>
+            <w:r>
+              <w:rPr>
+                <w:rFonts w:ascii="Arial" w:hAnsi="Arial" w:cs="Arial"/>
+              </w:rPr>
+              <w:t>interafccia</w:t>
+            </w:r>
+            <w:proofErr w:type="spellEnd"/>
+            <w:r>
+              <w:rPr>
+                <w:rFonts w:ascii="Arial" w:hAnsi="Arial" w:cs="Arial"/>
+              </w:rPr>
+              <w:t xml:space="preserve"> GAME OVER</w:t>
+            </w:r>
           </w:p>
           <w:p>
             <w:pPr>
@@ -349,6 +391,48 @@
                 <w:rFonts w:ascii="Arial" w:hAnsi="Arial" w:cs="Arial"/>
               </w:rPr>
               <w:t>Sofia: documentazione e inizio scatto personaggio</w:t>
+            </w:r>
+          </w:p>
+          <w:p>
+            <w:pPr>
+              <w:rPr>
+                <w:rFonts w:ascii="Arial" w:hAnsi="Arial" w:cs="Arial"/>
+              </w:rPr>
+            </w:pPr>
+            <w:proofErr w:type="spellStart"/>
+            <w:r>
+              <w:rPr>
+                <w:rFonts w:ascii="Arial" w:hAnsi="Arial" w:cs="Arial"/>
+              </w:rPr>
+              <w:t>Anh</w:t>
+            </w:r>
+            <w:proofErr w:type="spellEnd"/>
+            <w:r>
+              <w:rPr>
+                <w:rFonts w:ascii="Arial" w:hAnsi="Arial" w:cs="Arial"/>
+              </w:rPr>
+              <w:t xml:space="preserve">: </w:t>
+            </w:r>
+            <w:proofErr w:type="spellStart"/>
+            <w:r>
+              <w:rPr>
+                <w:rFonts w:ascii="Arial" w:hAnsi="Arial" w:cs="Arial"/>
+              </w:rPr>
+              <w:t>pathfinding</w:t>
+            </w:r>
+            <w:proofErr w:type="spellEnd"/>
+          </w:p>
+          <w:p>
+            <w:pPr>
+              <w:rPr>
+                <w:rFonts w:ascii="Arial" w:hAnsi="Arial" w:cs="Arial"/>
+              </w:rPr>
+            </w:pPr>
+            <w:r>
+              <w:rPr>
+                <w:rFonts w:ascii="Arial" w:hAnsi="Arial" w:cs="Arial"/>
+              </w:rPr>
+              <w:t>Alex: dungeon generation</w:t>
             </w:r>
           </w:p>
           <w:p>
@@ -421,6 +505,41 @@
                 <w:rFonts w:ascii="Arial" w:hAnsi="Arial" w:cs="Arial"/>
               </w:rPr>
             </w:pPr>
+            <w:proofErr w:type="spellStart"/>
+            <w:r>
+              <w:rPr>
+                <w:rFonts w:ascii="Arial" w:hAnsi="Arial" w:cs="Arial"/>
+              </w:rPr>
+              <w:t>Anh</w:t>
+            </w:r>
+            <w:proofErr w:type="spellEnd"/>
+            <w:r>
+              <w:rPr>
+                <w:rFonts w:ascii="Arial" w:hAnsi="Arial" w:cs="Arial"/>
+              </w:rPr>
+              <w:t xml:space="preserve">: problematiche con il trovare il </w:t>
+            </w:r>
+            <w:proofErr w:type="spellStart"/>
+            <w:r>
+              <w:rPr>
+                <w:rFonts w:ascii="Arial" w:hAnsi="Arial" w:cs="Arial"/>
+              </w:rPr>
+              <w:t>path</w:t>
+            </w:r>
+            <w:proofErr w:type="spellEnd"/>
+          </w:p>
+          <w:p>
+            <w:pPr>
+              <w:rPr>
+                <w:rFonts w:ascii="Arial" w:hAnsi="Arial" w:cs="Arial"/>
+              </w:rPr>
+            </w:pPr>
+            <w:r>
+              <w:rPr>
+                <w:rFonts w:ascii="Arial" w:hAnsi="Arial" w:cs="Arial"/>
+              </w:rPr>
+              <w:t xml:space="preserve">Lukas: </w:t>
+            </w:r>
           </w:p>
           <w:p>
             <w:pPr>
@@ -554,6 +673,12 @@
                 <w:rFonts w:ascii="Arial" w:hAnsi="Arial" w:cs="Arial"/>
               </w:rPr>
             </w:pPr>
+            <w:r>
+              <w:rPr>
+                <w:rFonts w:ascii="Arial" w:hAnsi="Arial" w:cs="Arial"/>
+              </w:rPr>
+              <w:t>Continuare con i lavori in corso.</w:t>
+            </w:r>
           </w:p>
         </w:tc>
       </w:tr>
@@ -621,12 +746,28 @@
                 <w:rFonts w:ascii="Arial" w:hAnsi="Arial" w:cs="Arial"/>
               </w:rPr>
             </w:pPr>
+            <w:proofErr w:type="spellStart"/>
             <w:r>
               <w:rPr>
                 <w:rFonts w:ascii="Arial" w:hAnsi="Arial" w:cs="Arial"/>
               </w:rPr>
-              <w:t>Daily Scrum</w:t>
+              <w:t>Daily</w:t>
             </w:r>
+            <w:proofErr w:type="spellEnd"/>
+            <w:r>
+              <w:rPr>
+                <w:rFonts w:ascii="Arial" w:hAnsi="Arial" w:cs="Arial"/>
+              </w:rPr>
+              <w:t xml:space="preserve"> </w:t>
+            </w:r>
+            <w:proofErr w:type="spellStart"/>
+            <w:r>
+              <w:rPr>
+                <w:rFonts w:ascii="Arial" w:hAnsi="Arial" w:cs="Arial"/>
+              </w:rPr>
+              <w:t>Scrum</w:t>
+            </w:r>
+            <w:proofErr w:type="spellEnd"/>
           </w:p>
         </w:tc>
       </w:tr>
@@ -652,8 +793,30 @@
               <w:rPr>
                 <w:rFonts w:ascii="Arial" w:hAnsi="Arial" w:cs="Arial"/>
               </w:rPr>
-              <w:t>discusso sulla messa insieme delle nostre scene e sincronizzazione dei branch di Git</w:t>
+              <w:t xml:space="preserve">discusso sulla messa insieme delle nostre scene e sincronizzazione dei </w:t>
             </w:r>
+            <w:proofErr w:type="spellStart"/>
+            <w:r>
+              <w:rPr>
+                <w:rFonts w:ascii="Arial" w:hAnsi="Arial" w:cs="Arial"/>
+              </w:rPr>
+              <w:t>branch</w:t>
+            </w:r>
+            <w:proofErr w:type="spellEnd"/>
+            <w:r>
+              <w:rPr>
+                <w:rFonts w:ascii="Arial" w:hAnsi="Arial" w:cs="Arial"/>
+              </w:rPr>
+              <w:t xml:space="preserve"> di </w:t>
+            </w:r>
+            <w:proofErr w:type="spellStart"/>
+            <w:r>
+              <w:rPr>
+                <w:rFonts w:ascii="Arial" w:hAnsi="Arial" w:cs="Arial"/>
+              </w:rPr>
+              <w:t>Git</w:t>
+            </w:r>
+            <w:proofErr w:type="spellEnd"/>
           </w:p>
           <w:p>
             <w:pPr>
@@ -1053,18 +1216,62 @@
         <w:lang w:val="de-DE"/>
       </w:rPr>
     </w:pPr>
+    <w:proofErr w:type="spellStart"/>
     <w:r>
       <w:rPr>
         <w:lang w:val="de-DE"/>
       </w:rPr>
-      <w:t>huynh anh nguyen, Sofia Niederhause</w:t>
+      <w:t>huynh</w:t>
+    </w:r>
+    <w:proofErr w:type="spellEnd"/>
+    <w:r>
+      <w:rPr>
+        <w:lang w:val="de-DE"/>
+      </w:rPr>
+      <w:t xml:space="preserve"> </w:t>
+    </w:r>
+    <w:proofErr w:type="spellStart"/>
+    <w:r>
+      <w:rPr>
+        <w:lang w:val="de-DE"/>
+      </w:rPr>
+      <w:t>anh</w:t>
+    </w:r>
+    <w:proofErr w:type="spellEnd"/>
+    <w:r>
+      <w:rPr>
+        <w:lang w:val="de-DE"/>
+      </w:rPr>
+      <w:t xml:space="preserve"> </w:t>
+    </w:r>
+    <w:proofErr w:type="spellStart"/>
+    <w:r>
+      <w:rPr>
+        <w:lang w:val="de-DE"/>
+      </w:rPr>
+      <w:t>nguyen</w:t>
+    </w:r>
+    <w:proofErr w:type="spellEnd"/>
+    <w:r>
+      <w:rPr>
+        <w:lang w:val="de-DE"/>
+      </w:rPr>
+      <w:t>, Sofia Niederhause</w:t>
     </w:r>
     <w:r>
       <w:rPr>
         <w:lang w:val="de-DE"/>
       </w:rPr>
-      <w:t>r, Alexander Mascaro</w:t>
+      <w:t xml:space="preserve">r, Alexander </w:t>
     </w:r>
+    <w:proofErr w:type="spellStart"/>
+    <w:r>
+      <w:rPr>
+        <w:lang w:val="de-DE"/>
+      </w:rPr>
+      <w:t>Mascaro</w:t>
+    </w:r>
+    <w:proofErr w:type="spellEnd"/>
     <w:r>
       <w:rPr>
         <w:lang w:val="de-DE"/>
@@ -4399,6 +4606,7 @@
     <w:rsid w:val="002E249D"/>
     <w:rsid w:val="00304ECD"/>
     <w:rsid w:val="003158F0"/>
+    <w:rsid w:val="003315E9"/>
     <w:rsid w:val="00331C62"/>
     <w:rsid w:val="00357BE2"/>
     <w:rsid w:val="00392F29"/>
@@ -4505,6 +4713,7 @@
     <w:rsid w:val="00EC6CCE"/>
     <w:rsid w:val="00EE4297"/>
     <w:rsid w:val="00F1629B"/>
+    <w:rsid w:val="00F41E9A"/>
     <w:rsid w:val="00F53A00"/>
     <w:rsid w:val="00F902BF"/>
     <w:rsid w:val="00F93792"/>
